--- a/04_JobKitAI/output/naukri/Tekskills_QA_Tester_with_AI_Vishnudeep_Jayam.docx
+++ b/04_JobKitAI/output/naukri/Tekskills_QA_Tester_with_AI_Vishnudeep_Jayam.docx
@@ -68,7 +68,7 @@
         </w:rPr>
         <w:t xml:space="preserve">  •  </w:t>
       </w:r>
-      <w:hyperlink w:history="1" r:id="rIdk28apjv9ough9qlmqomxu">
+      <w:hyperlink w:history="1" r:id="rId8jpdkzdsblshad-yoe5y6">
         <w:r>
           <w:rPr>
             <w:rFonts w:ascii="Calibri" w:cs="Calibri" w:eastAsia="Calibri" w:hAnsi="Calibri"/>
@@ -160,7 +160,7 @@
           <w:sz w:val="20"/>
           <w:szCs w:val="20"/>
         </w:rPr>
-        <w:t xml:space="preserve"> of experience across UI and API test automation — from tool selection and framework design to script development, suite execution, and defect reporting. </w:t>
+        <w:t xml:space="preserve"> of experience across UI and API test automation — from tool selection and framework design through script development, suite execution, and defect reporting. </w:t>
       </w:r>
       <w:r>
         <w:rPr>
@@ -171,7 +171,7 @@
           <w:highlight w:val="yellow"/>
           <w:highlightCs w:val="yellow"/>
         </w:rPr>
-        <w:t xml:space="preserve">built a Playwright + TypeScript automation framework for web applications and led Cucumber-based automation across Windows, Android, and iOS</w:t>
+        <w:t xml:space="preserve">Embedded automated suites into CI/CD pipelines using Jenkins, Gradle, Maven, and Travis CI</w:t>
       </w:r>
       <w:r>
         <w:rPr>
@@ -191,7 +191,7 @@
           <w:highlight w:val="yellow"/>
           <w:highlightCs w:val="yellow"/>
         </w:rPr>
-        <w:t xml:space="preserve">automated backend APIs with REST Assured and Postman, and built Python-based API test suites</w:t>
+        <w:t xml:space="preserve">Automated backend APIs with REST Assured and Postman, and built Python-based API test suites</w:t>
       </w:r>
       <w:r>
         <w:rPr>
@@ -236,6 +236,56 @@
           <w:sz w:val="20"/>
           <w:szCs w:val="20"/>
         </w:rPr>
+        <w:t xml:space="preserve">CI/CD, Build &amp; Cloud  </w:t>
+      </w:r>
+      <w:r>
+        <w:rPr>
+          <w:rFonts w:ascii="Calibri" w:cs="Calibri" w:eastAsia="Calibri" w:hAnsi="Calibri"/>
+          <w:color w:val="3D4451"/>
+          <w:sz w:val="20"/>
+          <w:szCs w:val="20"/>
+        </w:rPr>
+        <w:t xml:space="preserve">Jenkins · Gradle · Maven · Travis CI · Git · GitHub · AWS</w:t>
+      </w:r>
+    </w:p>
+    <w:p>
+      <w:pPr>
+        <w:spacing w:after="55" w:line="250"/>
+      </w:pPr>
+      <w:r>
+        <w:rPr>
+          <w:rFonts w:ascii="Calibri" w:cs="Calibri" w:eastAsia="Calibri" w:hAnsi="Calibri"/>
+          <w:b/>
+          <w:bCs/>
+          <w:color w:val="1A1A1A"/>
+          <w:sz w:val="20"/>
+          <w:szCs w:val="20"/>
+        </w:rPr>
+        <w:t xml:space="preserve">API &amp; Backend Testing  </w:t>
+      </w:r>
+      <w:r>
+        <w:rPr>
+          <w:rFonts w:ascii="Calibri" w:cs="Calibri" w:eastAsia="Calibri" w:hAnsi="Calibri"/>
+          <w:color w:val="3D4451"/>
+          <w:sz w:val="20"/>
+          <w:szCs w:val="20"/>
+        </w:rPr>
+        <w:t xml:space="preserve">REST Assured · Postman · Python API test scripts</w:t>
+      </w:r>
+    </w:p>
+    <w:p>
+      <w:pPr>
+        <w:spacing w:after="55" w:line="250"/>
+      </w:pPr>
+      <w:r>
+        <w:rPr>
+          <w:rFonts w:ascii="Calibri" w:cs="Calibri" w:eastAsia="Calibri" w:hAnsi="Calibri"/>
+          <w:b/>
+          <w:bCs/>
+          <w:color w:val="1A1A1A"/>
+          <w:sz w:val="20"/>
+          <w:szCs w:val="20"/>
+        </w:rPr>
         <w:t xml:space="preserve">Automation Frameworks &amp; Tools  </w:t>
       </w:r>
       <w:r>
@@ -245,7 +295,57 @@
           <w:sz w:val="20"/>
           <w:szCs w:val="20"/>
         </w:rPr>
-        <w:t xml:space="preserve">Selenium WebDriver · </w:t>
+        <w:t xml:space="preserve">Selenium WebDriver · Playwright · Cucumber (BDD) · TestNG · Page Object Model · Selenium Grid</w:t>
+      </w:r>
+    </w:p>
+    <w:p>
+      <w:pPr>
+        <w:spacing w:after="55" w:line="250"/>
+      </w:pPr>
+      <w:r>
+        <w:rPr>
+          <w:rFonts w:ascii="Calibri" w:cs="Calibri" w:eastAsia="Calibri" w:hAnsi="Calibri"/>
+          <w:b/>
+          <w:bCs/>
+          <w:color w:val="1A1A1A"/>
+          <w:sz w:val="20"/>
+          <w:szCs w:val="20"/>
+        </w:rPr>
+        <w:t xml:space="preserve">Languages  </w:t>
+      </w:r>
+      <w:r>
+        <w:rPr>
+          <w:rFonts w:ascii="Calibri" w:cs="Calibri" w:eastAsia="Calibri" w:hAnsi="Calibri"/>
+          <w:color w:val="3D4451"/>
+          <w:sz w:val="20"/>
+          <w:szCs w:val="20"/>
+        </w:rPr>
+        <w:t xml:space="preserve">Java · TypeScript · Python · PHP (Codeception)</w:t>
+      </w:r>
+    </w:p>
+    <w:p>
+      <w:pPr>
+        <w:spacing w:after="55" w:line="250"/>
+      </w:pPr>
+      <w:r>
+        <w:rPr>
+          <w:rFonts w:ascii="Calibri" w:cs="Calibri" w:eastAsia="Calibri" w:hAnsi="Calibri"/>
+          <w:b/>
+          <w:bCs/>
+          <w:color w:val="1A1A1A"/>
+          <w:sz w:val="20"/>
+          <w:szCs w:val="20"/>
+        </w:rPr>
+        <w:t xml:space="preserve">Test Management &amp; Methodology  </w:t>
+      </w:r>
+      <w:r>
+        <w:rPr>
+          <w:rFonts w:ascii="Calibri" w:cs="Calibri" w:eastAsia="Calibri" w:hAnsi="Calibri"/>
+          <w:color w:val="3D4451"/>
+          <w:sz w:val="20"/>
+          <w:szCs w:val="20"/>
+        </w:rPr>
+        <w:t xml:space="preserve">TestRail · XRay · Jira · Agile Scrum · Kanban · Test Planning &amp; Case Design · </w:t>
       </w:r>
       <w:r>
         <w:rPr>
@@ -256,16 +356,16 @@
           <w:highlight w:val="yellow"/>
           <w:highlightCs w:val="yellow"/>
         </w:rPr>
-        <w:t xml:space="preserve">Playwright</w:t>
-      </w:r>
-      <w:r>
-        <w:rPr>
-          <w:rFonts w:ascii="Calibri" w:cs="Calibri" w:eastAsia="Calibri" w:hAnsi="Calibri"/>
-          <w:color w:val="3D4451"/>
-          <w:sz w:val="20"/>
-          <w:szCs w:val="20"/>
-        </w:rPr>
-        <w:t xml:space="preserve"> · Cucumber (BDD) · TestNG · Page Object Model</w:t>
+        <w:t xml:space="preserve">Defect Tracking &amp; Reporting</w:t>
+      </w:r>
+      <w:r>
+        <w:rPr>
+          <w:rFonts w:ascii="Calibri" w:cs="Calibri" w:eastAsia="Calibri" w:hAnsi="Calibri"/>
+          <w:color w:val="3D4451"/>
+          <w:sz w:val="20"/>
+          <w:szCs w:val="20"/>
+        </w:rPr>
+        <w:t xml:space="preserve"> · SDLC / STLC</w:t>
       </w:r>
     </w:p>
     <w:p>
@@ -281,36 +381,16 @@
           <w:sz w:val="20"/>
           <w:szCs w:val="20"/>
         </w:rPr>
-        <w:t xml:space="preserve">Languages  </w:t>
-      </w:r>
-      <w:r>
-        <w:rPr>
-          <w:rFonts w:ascii="Calibri" w:cs="Calibri" w:eastAsia="Calibri" w:hAnsi="Calibri"/>
-          <w:color w:val="3D4451"/>
-          <w:sz w:val="20"/>
-          <w:szCs w:val="20"/>
-        </w:rPr>
-        <w:t xml:space="preserve">Java · </w:t>
-      </w:r>
-      <w:r>
-        <w:rPr>
-          <w:rFonts w:ascii="Calibri" w:cs="Calibri" w:eastAsia="Calibri" w:hAnsi="Calibri"/>
-          <w:color w:val="3D4451"/>
-          <w:sz w:val="20"/>
-          <w:szCs w:val="20"/>
-          <w:highlight w:val="yellow"/>
-          <w:highlightCs w:val="yellow"/>
-        </w:rPr>
-        <w:t xml:space="preserve">TypeScript</w:t>
-      </w:r>
-      <w:r>
-        <w:rPr>
-          <w:rFonts w:ascii="Calibri" w:cs="Calibri" w:eastAsia="Calibri" w:hAnsi="Calibri"/>
-          <w:color w:val="3D4451"/>
-          <w:sz w:val="20"/>
-          <w:szCs w:val="20"/>
-        </w:rPr>
-        <w:t xml:space="preserve"> · Python · PHP (Codeception)</w:t>
+        <w:t xml:space="preserve">Platforms Tested  </w:t>
+      </w:r>
+      <w:r>
+        <w:rPr>
+          <w:rFonts w:ascii="Calibri" w:cs="Calibri" w:eastAsia="Calibri" w:hAnsi="Calibri"/>
+          <w:color w:val="3D4451"/>
+          <w:sz w:val="20"/>
+          <w:szCs w:val="20"/>
+        </w:rPr>
+        <w:t xml:space="preserve">Web (Chrome, Firefox, IE) · Windows Desktop · Android · iOS · Mobile / Tablet</w:t>
       </w:r>
     </w:p>
     <w:p>
@@ -326,22 +406,33 @@
           <w:sz w:val="20"/>
           <w:szCs w:val="20"/>
         </w:rPr>
-        <w:t xml:space="preserve">API &amp; Backend Testing  </w:t>
-      </w:r>
-      <w:r>
-        <w:rPr>
-          <w:rFonts w:ascii="Calibri" w:cs="Calibri" w:eastAsia="Calibri" w:hAnsi="Calibri"/>
-          <w:color w:val="3D4451"/>
-          <w:sz w:val="20"/>
-          <w:szCs w:val="20"/>
-        </w:rPr>
-        <w:t xml:space="preserve">REST Assured · Postman · Python API test scripts</w:t>
-      </w:r>
-    </w:p>
-    <w:p>
-      <w:pPr>
-        <w:spacing w:after="55" w:line="250"/>
-      </w:pPr>
+        <w:t xml:space="preserve">Domain Exposure  </w:t>
+      </w:r>
+      <w:r>
+        <w:rPr>
+          <w:rFonts w:ascii="Calibri" w:cs="Calibri" w:eastAsia="Calibri" w:hAnsi="Calibri"/>
+          <w:color w:val="3D4451"/>
+          <w:sz w:val="20"/>
+          <w:szCs w:val="20"/>
+        </w:rPr>
+        <w:t xml:space="preserve">Automotive Infotainment Systems (VW) · E-commerce Platforms (Magento) · Enterprise Web Applications</w:t>
+      </w:r>
+    </w:p>
+    <w:p>
+      <w:pPr>
+        <w:spacing w:after="55" w:line="250"/>
+      </w:pPr>
+      <w:r>
+        <w:rPr>
+          <w:rFonts w:ascii="Calibri" w:cs="Calibri" w:eastAsia="Calibri" w:hAnsi="Calibri"/>
+          <w:b/>
+          <w:bCs/>
+          <w:color w:val="B02A1F"/>
+          <w:sz w:val="20"/>
+          <w:szCs w:val="20"/>
+        </w:rPr>
+        <w:t xml:space="preserve">[Gate skills — fill or delete this row]</w:t>
+      </w:r>
       <w:r>
         <w:rPr>
           <w:rFonts w:ascii="Calibri" w:cs="Calibri" w:eastAsia="Calibri" w:hAnsi="Calibri"/>
@@ -351,66 +442,134 @@
           <w:sz w:val="20"/>
           <w:szCs w:val="20"/>
         </w:rPr>
-        <w:t xml:space="preserve">CI/CD &amp; Build Tools  </w:t>
-      </w:r>
-      <w:r>
-        <w:rPr>
-          <w:rFonts w:ascii="Calibri" w:cs="Calibri" w:eastAsia="Calibri" w:hAnsi="Calibri"/>
-          <w:color w:val="3D4451"/>
-          <w:sz w:val="20"/>
-          <w:szCs w:val="20"/>
-        </w:rPr>
-        <w:t xml:space="preserve">Jenkins · Gradle · Maven · Travis CI · Git · GitHub</w:t>
-      </w:r>
-    </w:p>
-    <w:p>
-      <w:pPr>
-        <w:spacing w:after="55" w:line="250"/>
-      </w:pPr>
-      <w:r>
-        <w:rPr>
-          <w:rFonts w:ascii="Calibri" w:cs="Calibri" w:eastAsia="Calibri" w:hAnsi="Calibri"/>
-          <w:b/>
-          <w:bCs/>
-          <w:color w:val="1A1A1A"/>
-          <w:sz w:val="20"/>
-          <w:szCs w:val="20"/>
-        </w:rPr>
-        <w:t xml:space="preserve">Test Management &amp; Methodology  </w:t>
-      </w:r>
-      <w:r>
-        <w:rPr>
-          <w:rFonts w:ascii="Calibri" w:cs="Calibri" w:eastAsia="Calibri" w:hAnsi="Calibri"/>
-          <w:color w:val="3D4451"/>
-          <w:sz w:val="20"/>
-          <w:szCs w:val="20"/>
-        </w:rPr>
-        <w:t xml:space="preserve">TestRail · XRay · Jira · Agile Scrum · Kanban · Test Planning &amp; Case Design · Defect Tracking &amp; Reporting</w:t>
-      </w:r>
-    </w:p>
-    <w:p>
-      <w:pPr>
-        <w:spacing w:after="55" w:line="250"/>
-      </w:pPr>
-      <w:r>
-        <w:rPr>
-          <w:rFonts w:ascii="Calibri" w:cs="Calibri" w:eastAsia="Calibri" w:hAnsi="Calibri"/>
-          <w:b/>
-          <w:bCs/>
-          <w:color w:val="1A1A1A"/>
-          <w:sz w:val="20"/>
-          <w:szCs w:val="20"/>
-        </w:rPr>
-        <w:t xml:space="preserve">Domain Exposure  </w:t>
-      </w:r>
-      <w:r>
-        <w:rPr>
-          <w:rFonts w:ascii="Calibri" w:cs="Calibri" w:eastAsia="Calibri" w:hAnsi="Calibri"/>
-          <w:color w:val="3D4451"/>
-          <w:sz w:val="20"/>
-          <w:szCs w:val="20"/>
-        </w:rPr>
-        <w:t xml:space="preserve">Automotive Infotainment Systems (VW) · E-commerce Platforms (Magento) · Enterprise Web Applications</w:t>
+        <w:t xml:space="preserve">  </w:t>
+      </w:r>
+      <w:r>
+        <w:rPr>
+          <w:rFonts w:ascii="Calibri" w:cs="Calibri" w:eastAsia="Calibri" w:hAnsi="Calibri"/>
+          <w:b/>
+          <w:bCs/>
+          <w:color w:val="B02A1F"/>
+          <w:sz w:val="20"/>
+          <w:szCs w:val="20"/>
+        </w:rPr>
+        <w:t xml:space="preserve">[LLM Behaviour Testing (hallucination, bias, edge cases)]</w:t>
+      </w:r>
+      <w:r>
+        <w:rPr>
+          <w:rFonts w:ascii="Calibri" w:cs="Calibri" w:eastAsia="Calibri" w:hAnsi="Calibri"/>
+          <w:color w:val="3D4451"/>
+          <w:sz w:val="20"/>
+          <w:szCs w:val="20"/>
+        </w:rPr>
+        <w:t xml:space="preserve"> · </w:t>
+      </w:r>
+      <w:r>
+        <w:rPr>
+          <w:rFonts w:ascii="Calibri" w:cs="Calibri" w:eastAsia="Calibri" w:hAnsi="Calibri"/>
+          <w:b/>
+          <w:bCs/>
+          <w:color w:val="B02A1F"/>
+          <w:sz w:val="20"/>
+          <w:szCs w:val="20"/>
+        </w:rPr>
+        <w:t xml:space="preserve">[Prompt Engineering for Adversarial Tests]</w:t>
+      </w:r>
+      <w:r>
+        <w:rPr>
+          <w:rFonts w:ascii="Calibri" w:cs="Calibri" w:eastAsia="Calibri" w:hAnsi="Calibri"/>
+          <w:color w:val="3D4451"/>
+          <w:sz w:val="20"/>
+          <w:szCs w:val="20"/>
+        </w:rPr>
+        <w:t xml:space="preserve"> · </w:t>
+      </w:r>
+      <w:r>
+        <w:rPr>
+          <w:rFonts w:ascii="Calibri" w:cs="Calibri" w:eastAsia="Calibri" w:hAnsi="Calibri"/>
+          <w:b/>
+          <w:bCs/>
+          <w:color w:val="B02A1F"/>
+          <w:sz w:val="20"/>
+          <w:szCs w:val="20"/>
+        </w:rPr>
+        <w:t xml:space="preserve">[RAG Evaluation &amp; Guardrails]</w:t>
+      </w:r>
+      <w:r>
+        <w:rPr>
+          <w:rFonts w:ascii="Calibri" w:cs="Calibri" w:eastAsia="Calibri" w:hAnsi="Calibri"/>
+          <w:color w:val="3D4451"/>
+          <w:sz w:val="20"/>
+          <w:szCs w:val="20"/>
+        </w:rPr>
+        <w:t xml:space="preserve"> · </w:t>
+      </w:r>
+      <w:r>
+        <w:rPr>
+          <w:rFonts w:ascii="Calibri" w:cs="Calibri" w:eastAsia="Calibri" w:hAnsi="Calibri"/>
+          <w:b/>
+          <w:bCs/>
+          <w:color w:val="B02A1F"/>
+          <w:sz w:val="20"/>
+          <w:szCs w:val="20"/>
+        </w:rPr>
+        <w:t xml:space="preserve">[Synthetic Test Data Generation]</w:t>
+      </w:r>
+      <w:r>
+        <w:rPr>
+          <w:rFonts w:ascii="Calibri" w:cs="Calibri" w:eastAsia="Calibri" w:hAnsi="Calibri"/>
+          <w:color w:val="3D4451"/>
+          <w:sz w:val="20"/>
+          <w:szCs w:val="20"/>
+        </w:rPr>
+        <w:t xml:space="preserve"> · </w:t>
+      </w:r>
+      <w:r>
+        <w:rPr>
+          <w:rFonts w:ascii="Calibri" w:cs="Calibri" w:eastAsia="Calibri" w:hAnsi="Calibri"/>
+          <w:b/>
+          <w:bCs/>
+          <w:color w:val="B02A1F"/>
+          <w:sz w:val="20"/>
+          <w:szCs w:val="20"/>
+        </w:rPr>
+        <w:t xml:space="preserve">[Data Pipeline Testing]</w:t>
+      </w:r>
+      <w:r>
+        <w:rPr>
+          <w:rFonts w:ascii="Calibri" w:cs="Calibri" w:eastAsia="Calibri" w:hAnsi="Calibri"/>
+          <w:color w:val="3D4451"/>
+          <w:sz w:val="20"/>
+          <w:szCs w:val="20"/>
+        </w:rPr>
+        <w:t xml:space="preserve"> · </w:t>
+      </w:r>
+      <w:r>
+        <w:rPr>
+          <w:rFonts w:ascii="Calibri" w:cs="Calibri" w:eastAsia="Calibri" w:hAnsi="Calibri"/>
+          <w:b/>
+          <w:bCs/>
+          <w:color w:val="B02A1F"/>
+          <w:sz w:val="20"/>
+          <w:szCs w:val="20"/>
+        </w:rPr>
+        <w:t xml:space="preserve">[Azure DevOps / GitHub Actions]</w:t>
+      </w:r>
+    </w:p>
+    <w:p>
+      <w:pPr>
+        <w:spacing w:after="60" w:before="60" w:line="240"/>
+      </w:pPr>
+      <w:r>
+        <w:rPr>
+          <w:rFonts w:ascii="Calibri" w:cs="Calibri" w:eastAsia="Calibri" w:hAnsi="Calibri"/>
+          <w:i/>
+          <w:iCs/>
+          <w:color w:val="B02A1F"/>
+          <w:sz w:val="17"/>
+          <w:szCs w:val="17"/>
+        </w:rPr>
+        <w:t xml:space="preserve">JD MISMATCH — this is an AI/LLM-specific testing role. Almost every mandatory skill (LLM behaviour, prompt engineering, RAG evaluation, guardrails) is absent from your resume — this is a stretch application, not a near match.  FILL-IN RULE — every item in the bracketed row above is named by this job description but is not evidenced anywhere in your source resume. Keep only what you have genuinely shipped with and could be questioned on for twenty minutes; delete the rest, then delete the row label itself. Do not soften an entry to "exposure to".</w:t>
       </w:r>
     </w:p>
     <w:p>
@@ -499,7 +658,7 @@
           <w:sz w:val="20"/>
           <w:szCs w:val="20"/>
         </w:rPr>
-        <w:t xml:space="preserve">Develop and maintain a test automation framework for web applications using </w:t>
+        <w:t xml:space="preserve">Use Gradle as the build management tool and Jenkins for </w:t>
       </w:r>
       <w:r>
         <w:rPr>
@@ -510,27 +669,7 @@
           <w:highlight w:val="yellow"/>
           <w:highlightCs w:val="yellow"/>
         </w:rPr>
-        <w:t xml:space="preserve">Playwright</w:t>
-      </w:r>
-      <w:r>
-        <w:rPr>
-          <w:rFonts w:ascii="Calibri" w:cs="Calibri" w:eastAsia="Calibri" w:hAnsi="Calibri"/>
-          <w:color w:val="3D4451"/>
-          <w:sz w:val="20"/>
-          <w:szCs w:val="20"/>
-        </w:rPr>
-        <w:t xml:space="preserve"> with </w:t>
-      </w:r>
-      <w:r>
-        <w:rPr>
-          <w:rFonts w:ascii="Calibri" w:cs="Calibri" w:eastAsia="Calibri" w:hAnsi="Calibri"/>
-          <w:color w:val="3D4451"/>
-          <w:sz w:val="20"/>
-          <w:szCs w:val="20"/>
-          <w:highlight w:val="yellow"/>
-          <w:highlightCs w:val="yellow"/>
-        </w:rPr>
-        <w:t xml:space="preserve">TypeScript</w:t>
+        <w:t xml:space="preserve">CI/CD</w:t>
       </w:r>
       <w:r>
         <w:rPr>
@@ -558,6 +697,25 @@
           <w:sz w:val="20"/>
           <w:szCs w:val="20"/>
         </w:rPr>
+        <w:t xml:space="preserve">Develop and maintain a test automation framework for web applications using Playwright with TypeScript.</w:t>
+      </w:r>
+    </w:p>
+    <w:p>
+      <w:pPr>
+        <w:pStyle w:val="ListParagraph"/>
+        <w:numPr>
+          <w:ilvl w:val="0"/>
+          <w:numId w:val="2"/>
+        </w:numPr>
+        <w:spacing w:after="55" w:line="250"/>
+      </w:pPr>
+      <w:r>
+        <w:rPr>
+          <w:rFonts w:ascii="Calibri" w:cs="Calibri" w:eastAsia="Calibri" w:hAnsi="Calibri"/>
+          <w:color w:val="3D4451"/>
+          <w:sz w:val="20"/>
+          <w:szCs w:val="20"/>
+        </w:rPr>
         <w:t xml:space="preserve">Design and build test automation from scratch using the Cucumber framework for Windows-based, Android, and iOS Zertificon applications.</w:t>
       </w:r>
     </w:p>
@@ -597,25 +755,6 @@
           <w:szCs w:val="20"/>
         </w:rPr>
         <w:t xml:space="preserve">Write and maintain test cases for Zertificon applications in the TestRail test case management tool.</w:t>
-      </w:r>
-    </w:p>
-    <w:p>
-      <w:pPr>
-        <w:pStyle w:val="ListParagraph"/>
-        <w:numPr>
-          <w:ilvl w:val="0"/>
-          <w:numId w:val="2"/>
-        </w:numPr>
-        <w:spacing w:after="55" w:line="250"/>
-      </w:pPr>
-      <w:r>
-        <w:rPr>
-          <w:rFonts w:ascii="Calibri" w:cs="Calibri" w:eastAsia="Calibri" w:hAnsi="Calibri"/>
-          <w:color w:val="3D4451"/>
-          <w:sz w:val="20"/>
-          <w:szCs w:val="20"/>
-        </w:rPr>
-        <w:t xml:space="preserve">Use Gradle as the build management tool and Jenkins for CI/CD.</w:t>
       </w:r>
     </w:p>
     <w:p>
@@ -703,6 +842,25 @@
           <w:sz w:val="20"/>
           <w:szCs w:val="20"/>
         </w:rPr>
+        <w:t xml:space="preserve">Used Maven as the build management tool and Jenkins / Travis CI for continuous integration.</w:t>
+      </w:r>
+    </w:p>
+    <w:p>
+      <w:pPr>
+        <w:pStyle w:val="ListParagraph"/>
+        <w:numPr>
+          <w:ilvl w:val="0"/>
+          <w:numId w:val="2"/>
+        </w:numPr>
+        <w:spacing w:after="55" w:line="250"/>
+      </w:pPr>
+      <w:r>
+        <w:rPr>
+          <w:rFonts w:ascii="Calibri" w:cs="Calibri" w:eastAsia="Calibri" w:hAnsi="Calibri"/>
+          <w:color w:val="3D4451"/>
+          <w:sz w:val="20"/>
+          <w:szCs w:val="20"/>
+        </w:rPr>
         <w:t xml:space="preserve">Owned testing of the Volkswagen in-car infotainment app "We Experience" for the VW Passat and VW Golf as the sole QA resource on the product.</w:t>
       </w:r>
     </w:p>
@@ -761,25 +919,6 @@
           <w:szCs w:val="20"/>
         </w:rPr>
         <w:t xml:space="preserve">Automated infotainment system backend APIs using the REST Assured framework and Postman for manual API testing.</w:t>
-      </w:r>
-    </w:p>
-    <w:p>
-      <w:pPr>
-        <w:pStyle w:val="ListParagraph"/>
-        <w:numPr>
-          <w:ilvl w:val="0"/>
-          <w:numId w:val="2"/>
-        </w:numPr>
-        <w:spacing w:after="55" w:line="250"/>
-      </w:pPr>
-      <w:r>
-        <w:rPr>
-          <w:rFonts w:ascii="Calibri" w:cs="Calibri" w:eastAsia="Calibri" w:hAnsi="Calibri"/>
-          <w:color w:val="3D4451"/>
-          <w:sz w:val="20"/>
-          <w:szCs w:val="20"/>
-        </w:rPr>
-        <w:t xml:space="preserve">Used Maven as the build management tool and Jenkins / Travis CI for continuous integration.</w:t>
       </w:r>
     </w:p>
     <w:p>
